--- a/03_Outputs/final scripts/es/Module 3/3.3.0-es.docx
+++ b/03_Outputs/final scripts/es/Module 3/3.3.0-es.docx
@@ -14,7 +14,7 @@
     </w:p>
     <w:p>
       <w:r>
-        <w:t xml:space="preserve">La demanda de minerales críticos como litio, cobalto y elementos de tierras raras está aumentando rápidamente. La inversión global en su desarrollo creció un 30% en 2022 y un 10% en 2023, impulsada por tecnologías renovables como baterías, aerogeneradores y paneles solares. Para los países con abundantes recursos, esto ofrece grandes oportunidades económicas — pero también riesgos. La extracción está muy concentrada en ciertas regiones, con más de la mitad en tierras indígenas, lo que genera preocupaciones sobre daños ambientales e impactos sociales. Es fundamental contar con estándares sólidos, responsabilidad y cooperación internacional.  </w:t>
+        <w:t xml:space="preserve">La demanda de minerales críticos como litio, cobalto y elementos de tierras raras está en auge. La inversión global en su desarrollo aumentó un 30% en 2022 y un 10% en 2023, impulsada por tecnologías renovables como baterías, aerogeneradores y paneles solares. Para los países ricos en recursos, esto ofrece grandes oportunidades económicas — pero también riesgos. La extracción está muy concentrada en ciertas regiones, con más de la mitad en tierras indígenas, lo que genera preocupaciones sobre daños ambientales e impactos sociales. Es esencial contar con estándares sólidos, responsabilidad y cooperación internacional.  </w:t>
       </w:r>
     </w:p>
     <w:p>
@@ -24,12 +24,12 @@
     </w:p>
     <w:p>
       <w:r>
-        <w:t xml:space="preserve">Al mismo tiempo, las energías renovables presentan desafíos ambientales. Los parques eólicos y solares emiten hasta un 90% menos de gases de efecto invernadero que los combustibles fósiles durante su ciclo de vida, pero los parques eólicos pueden interrumpir la migración de aves, la producción de paneles solares utiliza materiales peligrosos y el reciclaje sigue siendo limitado. Los grandes proyectos hidroeléctricos, aunque con bajas emisiones, pueden dañar los ecosistemas fluviales si no se gestionan cuidadosamente.  </w:t>
+        <w:t xml:space="preserve">Al mismo tiempo, las energías renovables presentan desafíos ambientales. Los parques eólicos y solares emiten hasta un 90% menos de gases de efecto invernadero que los combustibles fósiles durante su ciclo de vida, pero los parques eólicos pueden alterar la migración de aves, la producción de paneles solares utiliza materiales peligrosos y el reciclaje sigue siendo limitado. Los grandes proyectos hidroeléctricos, aunque con bajas emisiones, pueden dañar los ecosistemas fluviales si no se gestionan cuidadosamente.  </w:t>
       </w:r>
     </w:p>
     <w:p>
       <w:r>
-        <w:t>Se necesita un enfoque integral — uno que maximice los beneficios climáticos de las energías renovables y minimice los daños ecológicos no intencionados. Al avanzar en la cadena de valor e invertir en industrias downstream, los países en desarrollo pueden crear empleos, reducir costos y construir economías más resilientes.</w:t>
+        <w:t>Se necesita un enfoque integral — uno que maximice los beneficios climáticos de las energías renovables mientras minimiza los daños ecológicos no intencionados. Al avanzar en la cadena de valor e invertir en industrias downstream, las naciones en desarrollo pueden crear empleos, reducir costos y construir economías más resilientes.</w:t>
       </w:r>
     </w:p>
     <w:sectPr>
